--- a/映画脚本/Projects/常世ホテル/output/常世ホテル_第8話_脚本_20260926_v1.docx
+++ b/映画脚本/Projects/常世ホテル/output/常世ホテル_第8話_脚本_20260926_v1.docx
@@ -4136,6 +4136,1349 @@
       </w:r>
     </w:p>
     <w:p>
+      <w:pPr>
+        <w:spacing w:after="0" w:before="200" w:line="240"/>
+        <w:ind w:left="0" w:right="0"/>
+        <w:jc w:val="left"/>
+      </w:pPr>
+      <w:r>
+        <w:rPr>
+          <w:rFonts w:ascii="Courier New" w:cs="Courier New" w:eastAsia="Courier New" w:hAnsi="Courier New"/>
+          <w:b w:val="false"/>
+          <w:bCs w:val="false"/>
+          <w:sz w:val="24"/>
+          <w:szCs w:val="24"/>
+        </w:rPr>
+        <w:t xml:space="preserve">INT. ホテル常世・ロビー - 昼</w:t>
+      </w:r>
+    </w:p>
+    <w:p>
+      <w:pPr>
+        <w:spacing w:after="120" w:before="0" w:line="240"/>
+        <w:ind w:left="0" w:right="0"/>
+        <w:jc w:val="left"/>
+      </w:pPr>
+      <w:r>
+        <w:rPr>
+          <w:rFonts w:ascii="Courier New" w:cs="Courier New" w:eastAsia="Courier New" w:hAnsi="Courier New"/>
+          <w:b w:val="false"/>
+          <w:bCs w:val="false"/>
+          <w:sz w:val="24"/>
+          <w:szCs w:val="24"/>
+        </w:rPr>
+        <w:t xml:space="preserve">フロントのカウンターの中に、瑠璃が立っている。澄子の置いていった制服を着て。サイズが合っていない。袖を二回折っている。</w:t>
+      </w:r>
+    </w:p>
+    <w:p>
+      <w:pPr>
+        <w:spacing w:after="120" w:before="0" w:line="240"/>
+        <w:ind w:left="0" w:right="0"/>
+        <w:jc w:val="left"/>
+      </w:pPr>
+      <w:r>
+        <w:rPr>
+          <w:rFonts w:ascii="Courier New" w:cs="Courier New" w:eastAsia="Courier New" w:hAnsi="Courier New"/>
+          <w:b w:val="false"/>
+          <w:bCs w:val="false"/>
+          <w:sz w:val="24"/>
+          <w:szCs w:val="24"/>
+        </w:rPr>
+        <w:t xml:space="preserve">サクラが、事務室から出てきて、立ち止まる。</w:t>
+      </w:r>
+    </w:p>
+    <w:p>
+      <w:pPr>
+        <w:spacing w:after="0" w:before="200" w:line="240"/>
+        <w:ind w:left="3170" w:right="0"/>
+        <w:jc w:val="left"/>
+      </w:pPr>
+      <w:r>
+        <w:rPr>
+          <w:rFonts w:ascii="Courier New" w:cs="Courier New" w:eastAsia="Courier New" w:hAnsi="Courier New"/>
+          <w:b w:val="false"/>
+          <w:bCs w:val="false"/>
+          <w:sz w:val="24"/>
+          <w:szCs w:val="24"/>
+        </w:rPr>
+        <w:t xml:space="preserve">サクラ</w:t>
+      </w:r>
+    </w:p>
+    <w:p>
+      <w:pPr>
+        <w:spacing w:after="0" w:before="0" w:line="240"/>
+        <w:ind w:left="1440" w:right="2160"/>
+        <w:jc w:val="left"/>
+      </w:pPr>
+      <w:r>
+        <w:rPr>
+          <w:rFonts w:ascii="Courier New" w:cs="Courier New" w:eastAsia="Courier New" w:hAnsi="Courier New"/>
+          <w:b w:val="false"/>
+          <w:bCs w:val="false"/>
+          <w:sz w:val="24"/>
+          <w:szCs w:val="24"/>
+        </w:rPr>
+        <w:t xml:space="preserve">……何してんの。</w:t>
+      </w:r>
+    </w:p>
+    <w:p>
+      <w:pPr>
+        <w:spacing w:after="0" w:before="200" w:line="240"/>
+        <w:ind w:left="3170" w:right="0"/>
+        <w:jc w:val="left"/>
+      </w:pPr>
+      <w:r>
+        <w:rPr>
+          <w:rFonts w:ascii="Courier New" w:cs="Courier New" w:eastAsia="Courier New" w:hAnsi="Courier New"/>
+          <w:b w:val="false"/>
+          <w:bCs w:val="false"/>
+          <w:sz w:val="24"/>
+          <w:szCs w:val="24"/>
+        </w:rPr>
+        <w:t xml:space="preserve">瑠璃</w:t>
+      </w:r>
+    </w:p>
+    <w:p>
+      <w:pPr>
+        <w:spacing w:after="0" w:before="0" w:line="240"/>
+        <w:ind w:left="1440" w:right="2160"/>
+        <w:jc w:val="left"/>
+      </w:pPr>
+      <w:r>
+        <w:rPr>
+          <w:rFonts w:ascii="Courier New" w:cs="Courier New" w:eastAsia="Courier New" w:hAnsi="Courier New"/>
+          <w:b w:val="false"/>
+          <w:bCs w:val="false"/>
+          <w:sz w:val="24"/>
+          <w:szCs w:val="24"/>
+        </w:rPr>
+        <w:t xml:space="preserve">フロント。人いないじゃん。</w:t>
+      </w:r>
+    </w:p>
+    <w:p>
+      <w:pPr>
+        <w:spacing w:after="0" w:before="200" w:line="240"/>
+        <w:ind w:left="3170" w:right="0"/>
+        <w:jc w:val="left"/>
+      </w:pPr>
+      <w:r>
+        <w:rPr>
+          <w:rFonts w:ascii="Courier New" w:cs="Courier New" w:eastAsia="Courier New" w:hAnsi="Courier New"/>
+          <w:b w:val="false"/>
+          <w:bCs w:val="false"/>
+          <w:sz w:val="24"/>
+          <w:szCs w:val="24"/>
+        </w:rPr>
+        <w:t xml:space="preserve">サクラ</w:t>
+      </w:r>
+    </w:p>
+    <w:p>
+      <w:pPr>
+        <w:spacing w:after="0" w:before="0" w:line="240"/>
+        <w:ind w:left="1440" w:right="2160"/>
+        <w:jc w:val="left"/>
+      </w:pPr>
+      <w:r>
+        <w:rPr>
+          <w:rFonts w:ascii="Courier New" w:cs="Courier New" w:eastAsia="Courier New" w:hAnsi="Courier New"/>
+          <w:b w:val="false"/>
+          <w:bCs w:val="false"/>
+          <w:sz w:val="24"/>
+          <w:szCs w:val="24"/>
+        </w:rPr>
+        <w:t xml:space="preserve">あんた、お客さんの前に出たら、びっくりされるわよ。死んでるんだから。</w:t>
+      </w:r>
+    </w:p>
+    <w:p>
+      <w:pPr>
+        <w:spacing w:after="0" w:before="200" w:line="240"/>
+        <w:ind w:left="3170" w:right="0"/>
+        <w:jc w:val="left"/>
+      </w:pPr>
+      <w:r>
+        <w:rPr>
+          <w:rFonts w:ascii="Courier New" w:cs="Courier New" w:eastAsia="Courier New" w:hAnsi="Courier New"/>
+          <w:b w:val="false"/>
+          <w:bCs w:val="false"/>
+          <w:sz w:val="24"/>
+          <w:szCs w:val="24"/>
+        </w:rPr>
+        <w:t xml:space="preserve">瑠璃</w:t>
+      </w:r>
+    </w:p>
+    <w:p>
+      <w:pPr>
+        <w:spacing w:after="0" w:before="0" w:line="240"/>
+        <w:ind w:left="1440" w:right="2160"/>
+        <w:jc w:val="left"/>
+      </w:pPr>
+      <w:r>
+        <w:rPr>
+          <w:rFonts w:ascii="Courier New" w:cs="Courier New" w:eastAsia="Courier New" w:hAnsi="Courier New"/>
+          <w:b w:val="false"/>
+          <w:bCs w:val="false"/>
+          <w:sz w:val="24"/>
+          <w:szCs w:val="24"/>
+        </w:rPr>
+        <w:t xml:space="preserve">みんな、死んでるかどうかなんて、見ないよ。スマホ見てるもん。</w:t>
+      </w:r>
+    </w:p>
+    <w:p>
+      <w:pPr>
+        <w:spacing w:after="120" w:before="0" w:line="240"/>
+        <w:ind w:left="0" w:right="0"/>
+        <w:jc w:val="left"/>
+      </w:pPr>
+      <w:r>
+        <w:rPr>
+          <w:rFonts w:ascii="Courier New" w:cs="Courier New" w:eastAsia="Courier New" w:hAnsi="Courier New"/>
+          <w:b w:val="false"/>
+          <w:bCs w:val="false"/>
+          <w:sz w:val="24"/>
+          <w:szCs w:val="24"/>
+        </w:rPr>
+        <w:t xml:space="preserve">回転扉が回り、若いカップルが入ってくる。スーツケース。スマホを見ている。</w:t>
+      </w:r>
+    </w:p>
+    <w:p>
+      <w:pPr>
+        <w:spacing w:after="120" w:before="0" w:line="240"/>
+        <w:ind w:left="0" w:right="0"/>
+        <w:jc w:val="left"/>
+      </w:pPr>
+      <w:r>
+        <w:rPr>
+          <w:rFonts w:ascii="Courier New" w:cs="Courier New" w:eastAsia="Courier New" w:hAnsi="Courier New"/>
+          <w:b w:val="false"/>
+          <w:bCs w:val="false"/>
+          <w:sz w:val="24"/>
+          <w:szCs w:val="24"/>
+        </w:rPr>
+        <w:t xml:space="preserve">瑠璃が、背筋を伸ばす。</w:t>
+      </w:r>
+    </w:p>
+    <w:p>
+      <w:pPr>
+        <w:spacing w:after="0" w:before="200" w:line="240"/>
+        <w:ind w:left="3170" w:right="0"/>
+        <w:jc w:val="left"/>
+      </w:pPr>
+      <w:r>
+        <w:rPr>
+          <w:rFonts w:ascii="Courier New" w:cs="Courier New" w:eastAsia="Courier New" w:hAnsi="Courier New"/>
+          <w:b w:val="false"/>
+          <w:bCs w:val="false"/>
+          <w:sz w:val="24"/>
+          <w:szCs w:val="24"/>
+        </w:rPr>
+        <w:t xml:space="preserve">瑠璃（CONT'D）</w:t>
+      </w:r>
+    </w:p>
+    <w:p>
+      <w:pPr>
+        <w:spacing w:after="0" w:before="0" w:line="240"/>
+        <w:ind w:left="1440" w:right="2160"/>
+        <w:jc w:val="left"/>
+      </w:pPr>
+      <w:r>
+        <w:rPr>
+          <w:rFonts w:ascii="Courier New" w:cs="Courier New" w:eastAsia="Courier New" w:hAnsi="Courier New"/>
+          <w:b w:val="false"/>
+          <w:bCs w:val="false"/>
+          <w:sz w:val="24"/>
+          <w:szCs w:val="24"/>
+        </w:rPr>
+        <w:t xml:space="preserve">いらっしゃいませ。</w:t>
+      </w:r>
+    </w:p>
+    <w:p>
+      <w:pPr>
+        <w:spacing w:after="0" w:before="200" w:line="240"/>
+        <w:ind w:left="3170" w:right="0"/>
+        <w:jc w:val="left"/>
+      </w:pPr>
+      <w:r>
+        <w:rPr>
+          <w:rFonts w:ascii="Courier New" w:cs="Courier New" w:eastAsia="Courier New" w:hAnsi="Courier New"/>
+          <w:b w:val="false"/>
+          <w:bCs w:val="false"/>
+          <w:sz w:val="24"/>
+          <w:szCs w:val="24"/>
+        </w:rPr>
+        <w:t xml:space="preserve">カップルの男</w:t>
+      </w:r>
+    </w:p>
+    <w:p>
+      <w:pPr>
+        <w:spacing w:after="0" w:before="0" w:line="240"/>
+        <w:ind w:left="1440" w:right="2160"/>
+        <w:jc w:val="left"/>
+      </w:pPr>
+      <w:r>
+        <w:rPr>
+          <w:rFonts w:ascii="Courier New" w:cs="Courier New" w:eastAsia="Courier New" w:hAnsi="Courier New"/>
+          <w:b w:val="false"/>
+          <w:bCs w:val="false"/>
+          <w:sz w:val="24"/>
+          <w:szCs w:val="24"/>
+        </w:rPr>
+        <w:t xml:space="preserve">予約してる、田中です。</w:t>
+      </w:r>
+    </w:p>
+    <w:p>
+      <w:pPr>
+        <w:spacing w:after="120" w:before="0" w:line="240"/>
+        <w:ind w:left="0" w:right="0"/>
+        <w:jc w:val="left"/>
+      </w:pPr>
+      <w:r>
+        <w:rPr>
+          <w:rFonts w:ascii="Courier New" w:cs="Courier New" w:eastAsia="Courier New" w:hAnsi="Courier New"/>
+          <w:b w:val="false"/>
+          <w:bCs w:val="false"/>
+          <w:sz w:val="24"/>
+          <w:szCs w:val="24"/>
+        </w:rPr>
+        <w:t xml:space="preserve">瑠璃は、予約台帳をめくる。指で名前を探す。</w:t>
+      </w:r>
+    </w:p>
+    <w:p>
+      <w:pPr>
+        <w:spacing w:after="0" w:before="200" w:line="240"/>
+        <w:ind w:left="3170" w:right="0"/>
+        <w:jc w:val="left"/>
+      </w:pPr>
+      <w:r>
+        <w:rPr>
+          <w:rFonts w:ascii="Courier New" w:cs="Courier New" w:eastAsia="Courier New" w:hAnsi="Courier New"/>
+          <w:b w:val="false"/>
+          <w:bCs w:val="false"/>
+          <w:sz w:val="24"/>
+          <w:szCs w:val="24"/>
+        </w:rPr>
+        <w:t xml:space="preserve">瑠璃</w:t>
+      </w:r>
+    </w:p>
+    <w:p>
+      <w:pPr>
+        <w:spacing w:after="0" w:before="0" w:line="240"/>
+        <w:ind w:left="1440" w:right="2160"/>
+        <w:jc w:val="left"/>
+      </w:pPr>
+      <w:r>
+        <w:rPr>
+          <w:rFonts w:ascii="Courier New" w:cs="Courier New" w:eastAsia="Courier New" w:hAnsi="Courier New"/>
+          <w:b w:val="false"/>
+          <w:bCs w:val="false"/>
+          <w:sz w:val="24"/>
+          <w:szCs w:val="24"/>
+        </w:rPr>
+        <w:t xml:space="preserve">田中様。……五〇二号室です。</w:t>
+      </w:r>
+    </w:p>
+    <w:p>
+      <w:pPr>
+        <w:spacing w:after="120" w:before="0" w:line="240"/>
+        <w:ind w:left="0" w:right="0"/>
+        <w:jc w:val="left"/>
+      </w:pPr>
+      <w:r>
+        <w:rPr>
+          <w:rFonts w:ascii="Courier New" w:cs="Courier New" w:eastAsia="Courier New" w:hAnsi="Courier New"/>
+          <w:b w:val="false"/>
+          <w:bCs w:val="false"/>
+          <w:sz w:val="24"/>
+          <w:szCs w:val="24"/>
+        </w:rPr>
+        <w:t xml:space="preserve">鍵を渡す。房付きの真鍮の鍵。</w:t>
+      </w:r>
+    </w:p>
+    <w:p>
+      <w:pPr>
+        <w:spacing w:after="0" w:before="200" w:line="240"/>
+        <w:ind w:left="3170" w:right="0"/>
+        <w:jc w:val="left"/>
+      </w:pPr>
+      <w:r>
+        <w:rPr>
+          <w:rFonts w:ascii="Courier New" w:cs="Courier New" w:eastAsia="Courier New" w:hAnsi="Courier New"/>
+          <w:b w:val="false"/>
+          <w:bCs w:val="false"/>
+          <w:sz w:val="24"/>
+          <w:szCs w:val="24"/>
+        </w:rPr>
+        <w:t xml:space="preserve">瑠璃（CONT'D）</w:t>
+      </w:r>
+    </w:p>
+    <w:p>
+      <w:pPr>
+        <w:spacing w:after="0" w:before="0" w:line="240"/>
+        <w:ind w:left="1440" w:right="2160"/>
+        <w:jc w:val="left"/>
+      </w:pPr>
+      <w:r>
+        <w:rPr>
+          <w:rFonts w:ascii="Courier New" w:cs="Courier New" w:eastAsia="Courier New" w:hAnsi="Courier New"/>
+          <w:b w:val="false"/>
+          <w:bCs w:val="false"/>
+          <w:sz w:val="24"/>
+          <w:szCs w:val="24"/>
+        </w:rPr>
+        <w:t xml:space="preserve">夜中に、エレベーターがひとりでに止まっても、お降りにならないでください。</w:t>
+      </w:r>
+    </w:p>
+    <w:p>
+      <w:pPr>
+        <w:spacing w:after="120" w:before="0" w:line="240"/>
+        <w:ind w:left="0" w:right="0"/>
+        <w:jc w:val="left"/>
+      </w:pPr>
+      <w:r>
+        <w:rPr>
+          <w:rFonts w:ascii="Courier New" w:cs="Courier New" w:eastAsia="Courier New" w:hAnsi="Courier New"/>
+          <w:b w:val="false"/>
+          <w:bCs w:val="false"/>
+          <w:sz w:val="24"/>
+          <w:szCs w:val="24"/>
+        </w:rPr>
+        <w:t xml:space="preserve">カップルは、笑ってエレベーターへ歩いていく。</w:t>
+      </w:r>
+    </w:p>
+    <w:p>
+      <w:pPr>
+        <w:spacing w:after="120" w:before="0" w:line="240"/>
+        <w:ind w:left="0" w:right="0"/>
+        <w:jc w:val="left"/>
+      </w:pPr>
+      <w:r>
+        <w:rPr>
+          <w:rFonts w:ascii="Courier New" w:cs="Courier New" w:eastAsia="Courier New" w:hAnsi="Courier New"/>
+          <w:b w:val="false"/>
+          <w:bCs w:val="false"/>
+          <w:sz w:val="24"/>
+          <w:szCs w:val="24"/>
+        </w:rPr>
+        <w:t xml:space="preserve">サクラは、カウンターの端で、瑠璃の横顔を見ている。</w:t>
+      </w:r>
+    </w:p>
+    <w:p>
+      <w:pPr>
+        <w:spacing w:after="0" w:before="200" w:line="240"/>
+        <w:ind w:left="3170" w:right="0"/>
+        <w:jc w:val="left"/>
+      </w:pPr>
+      <w:r>
+        <w:rPr>
+          <w:rFonts w:ascii="Courier New" w:cs="Courier New" w:eastAsia="Courier New" w:hAnsi="Courier New"/>
+          <w:b w:val="false"/>
+          <w:bCs w:val="false"/>
+          <w:sz w:val="24"/>
+          <w:szCs w:val="24"/>
+        </w:rPr>
+        <w:t xml:space="preserve">サクラ</w:t>
+      </w:r>
+    </w:p>
+    <w:p>
+      <w:pPr>
+        <w:spacing w:after="0" w:before="0" w:line="240"/>
+        <w:ind w:left="1440" w:right="2160"/>
+        <w:jc w:val="left"/>
+      </w:pPr>
+      <w:r>
+        <w:rPr>
+          <w:rFonts w:ascii="Courier New" w:cs="Courier New" w:eastAsia="Courier New" w:hAnsi="Courier New"/>
+          <w:b w:val="false"/>
+          <w:bCs w:val="false"/>
+          <w:sz w:val="24"/>
+          <w:szCs w:val="24"/>
+        </w:rPr>
+        <w:t xml:space="preserve">……澄子さんと、同じこと言うのね。</w:t>
+      </w:r>
+    </w:p>
+    <w:p>
+      <w:pPr>
+        <w:spacing w:after="0" w:before="200" w:line="240"/>
+        <w:ind w:left="3170" w:right="0"/>
+        <w:jc w:val="left"/>
+      </w:pPr>
+      <w:r>
+        <w:rPr>
+          <w:rFonts w:ascii="Courier New" w:cs="Courier New" w:eastAsia="Courier New" w:hAnsi="Courier New"/>
+          <w:b w:val="false"/>
+          <w:bCs w:val="false"/>
+          <w:sz w:val="24"/>
+          <w:szCs w:val="24"/>
+        </w:rPr>
+        <w:t xml:space="preserve">瑠璃</w:t>
+      </w:r>
+    </w:p>
+    <w:p>
+      <w:pPr>
+        <w:spacing w:after="0" w:before="0" w:line="240"/>
+        <w:ind w:left="1440" w:right="2160"/>
+        <w:jc w:val="left"/>
+      </w:pPr>
+      <w:r>
+        <w:rPr>
+          <w:rFonts w:ascii="Courier New" w:cs="Courier New" w:eastAsia="Courier New" w:hAnsi="Courier New"/>
+          <w:b w:val="false"/>
+          <w:bCs w:val="false"/>
+          <w:sz w:val="24"/>
+          <w:szCs w:val="24"/>
+        </w:rPr>
+        <w:t xml:space="preserve">十二年、聞いてたもん。ドア越しに。</w:t>
+      </w:r>
+    </w:p>
+    <w:p>
+      <w:pPr>
+        <w:spacing w:after="0" w:before="200" w:line="240"/>
+        <w:ind w:left="0" w:right="0"/>
+        <w:jc w:val="left"/>
+      </w:pPr>
+      <w:r>
+        <w:rPr>
+          <w:rFonts w:ascii="Courier New" w:cs="Courier New" w:eastAsia="Courier New" w:hAnsi="Courier New"/>
+          <w:b w:val="false"/>
+          <w:bCs w:val="false"/>
+          <w:sz w:val="24"/>
+          <w:szCs w:val="24"/>
+        </w:rPr>
+        <w:t xml:space="preserve">INT. ホテル常世・七階・スイート - 昼</w:t>
+      </w:r>
+    </w:p>
+    <w:p>
+      <w:pPr>
+        <w:spacing w:after="120" w:before="0" w:line="240"/>
+        <w:ind w:left="0" w:right="0"/>
+        <w:jc w:val="left"/>
+      </w:pPr>
+      <w:r>
+        <w:rPr>
+          <w:rFonts w:ascii="Courier New" w:cs="Courier New" w:eastAsia="Courier New" w:hAnsi="Courier New"/>
+          <w:b w:val="false"/>
+          <w:bCs w:val="false"/>
+          <w:sz w:val="24"/>
+          <w:szCs w:val="24"/>
+        </w:rPr>
+        <w:t xml:space="preserve">八尋が、鏡台の前に座っている。</w:t>
+      </w:r>
+    </w:p>
+    <w:p>
+      <w:pPr>
+        <w:spacing w:after="120" w:before="0" w:line="240"/>
+        <w:ind w:left="0" w:right="0"/>
+        <w:jc w:val="left"/>
+      </w:pPr>
+      <w:r>
+        <w:rPr>
+          <w:rFonts w:ascii="Courier New" w:cs="Courier New" w:eastAsia="Courier New" w:hAnsi="Courier New"/>
+          <w:b w:val="false"/>
+          <w:bCs w:val="false"/>
+          <w:sz w:val="24"/>
+          <w:szCs w:val="24"/>
+        </w:rPr>
+        <w:t xml:space="preserve">鏡の中に、健一が映る。戸口に立っている。</w:t>
+      </w:r>
+    </w:p>
+    <w:p>
+      <w:pPr>
+        <w:spacing w:after="0" w:before="200" w:line="240"/>
+        <w:ind w:left="3170" w:right="0"/>
+        <w:jc w:val="left"/>
+      </w:pPr>
+      <w:r>
+        <w:rPr>
+          <w:rFonts w:ascii="Courier New" w:cs="Courier New" w:eastAsia="Courier New" w:hAnsi="Courier New"/>
+          <w:b w:val="false"/>
+          <w:bCs w:val="false"/>
+          <w:sz w:val="24"/>
+          <w:szCs w:val="24"/>
+        </w:rPr>
+        <w:t xml:space="preserve">八尋</w:t>
+      </w:r>
+    </w:p>
+    <w:p>
+      <w:pPr>
+        <w:spacing w:after="0" w:before="0" w:line="240"/>
+        <w:ind w:left="1440" w:right="2160"/>
+        <w:jc w:val="left"/>
+      </w:pPr>
+      <w:r>
+        <w:rPr>
+          <w:rFonts w:ascii="Courier New" w:cs="Courier New" w:eastAsia="Courier New" w:hAnsi="Courier New"/>
+          <w:b w:val="false"/>
+          <w:bCs w:val="false"/>
+          <w:sz w:val="24"/>
+          <w:szCs w:val="24"/>
+        </w:rPr>
+        <w:t xml:space="preserve">どうしたの、健ちゃん。</w:t>
+      </w:r>
+    </w:p>
+    <w:p>
+      <w:pPr>
+        <w:spacing w:after="0" w:before="200" w:line="240"/>
+        <w:ind w:left="3170" w:right="0"/>
+        <w:jc w:val="left"/>
+      </w:pPr>
+      <w:r>
+        <w:rPr>
+          <w:rFonts w:ascii="Courier New" w:cs="Courier New" w:eastAsia="Courier New" w:hAnsi="Courier New"/>
+          <w:b w:val="false"/>
+          <w:bCs w:val="false"/>
+          <w:sz w:val="24"/>
+          <w:szCs w:val="24"/>
+        </w:rPr>
+        <w:t xml:space="preserve">健一</w:t>
+      </w:r>
+    </w:p>
+    <w:p>
+      <w:pPr>
+        <w:spacing w:after="0" w:before="0" w:line="240"/>
+        <w:ind w:left="1440" w:right="2160"/>
+        <w:jc w:val="left"/>
+      </w:pPr>
+      <w:r>
+        <w:rPr>
+          <w:rFonts w:ascii="Courier New" w:cs="Courier New" w:eastAsia="Courier New" w:hAnsi="Courier New"/>
+          <w:b w:val="false"/>
+          <w:bCs w:val="false"/>
+          <w:sz w:val="24"/>
+          <w:szCs w:val="24"/>
+        </w:rPr>
+        <w:t xml:space="preserve">ママ。</w:t>
+      </w:r>
+    </w:p>
+    <w:p>
+      <w:pPr>
+        <w:spacing w:after="0" w:before="200" w:line="240"/>
+        <w:ind w:left="3170" w:right="0"/>
+        <w:jc w:val="left"/>
+      </w:pPr>
+      <w:r>
+        <w:rPr>
+          <w:rFonts w:ascii="Courier New" w:cs="Courier New" w:eastAsia="Courier New" w:hAnsi="Courier New"/>
+          <w:b w:val="false"/>
+          <w:bCs w:val="false"/>
+          <w:sz w:val="24"/>
+          <w:szCs w:val="24"/>
+        </w:rPr>
+        <w:t xml:space="preserve">八尋</w:t>
+      </w:r>
+    </w:p>
+    <w:p>
+      <w:pPr>
+        <w:spacing w:after="0" w:before="0" w:line="240"/>
+        <w:ind w:left="1440" w:right="2160"/>
+        <w:jc w:val="left"/>
+      </w:pPr>
+      <w:r>
+        <w:rPr>
+          <w:rFonts w:ascii="Courier New" w:cs="Courier New" w:eastAsia="Courier New" w:hAnsi="Courier New"/>
+          <w:b w:val="false"/>
+          <w:bCs w:val="false"/>
+          <w:sz w:val="24"/>
+          <w:szCs w:val="24"/>
+        </w:rPr>
+        <w:t xml:space="preserve">なあに。</w:t>
+      </w:r>
+    </w:p>
+    <w:p>
+      <w:pPr>
+        <w:spacing w:after="0" w:before="200" w:line="240"/>
+        <w:ind w:left="3170" w:right="0"/>
+        <w:jc w:val="left"/>
+      </w:pPr>
+      <w:r>
+        <w:rPr>
+          <w:rFonts w:ascii="Courier New" w:cs="Courier New" w:eastAsia="Courier New" w:hAnsi="Courier New"/>
+          <w:b w:val="false"/>
+          <w:bCs w:val="false"/>
+          <w:sz w:val="24"/>
+          <w:szCs w:val="24"/>
+        </w:rPr>
+        <w:t xml:space="preserve">健一</w:t>
+      </w:r>
+    </w:p>
+    <w:p>
+      <w:pPr>
+        <w:spacing w:after="0" w:before="0" w:line="240"/>
+        <w:ind w:left="1440" w:right="2160"/>
+        <w:jc w:val="left"/>
+      </w:pPr>
+      <w:r>
+        <w:rPr>
+          <w:rFonts w:ascii="Courier New" w:cs="Courier New" w:eastAsia="Courier New" w:hAnsi="Courier New"/>
+          <w:b w:val="false"/>
+          <w:bCs w:val="false"/>
+          <w:sz w:val="24"/>
+          <w:szCs w:val="24"/>
+        </w:rPr>
+        <w:t xml:space="preserve">ぼく、外に出たら、白くなって死ぬって、言ったよね。</w:t>
+      </w:r>
+    </w:p>
+    <w:p>
+      <w:pPr>
+        <w:spacing w:after="120" w:before="0" w:line="240"/>
+        <w:ind w:left="0" w:right="0"/>
+        <w:jc w:val="left"/>
+      </w:pPr>
+      <w:r>
+        <w:rPr>
+          <w:rFonts w:ascii="Courier New" w:cs="Courier New" w:eastAsia="Courier New" w:hAnsi="Courier New"/>
+          <w:b w:val="false"/>
+          <w:bCs w:val="false"/>
+          <w:sz w:val="24"/>
+          <w:szCs w:val="24"/>
+        </w:rPr>
+        <w:t xml:space="preserve">八尋の手が、止まる。</w:t>
+      </w:r>
+    </w:p>
+    <w:p>
+      <w:pPr>
+        <w:spacing w:after="0" w:before="200" w:line="240"/>
+        <w:ind w:left="3170" w:right="0"/>
+        <w:jc w:val="left"/>
+      </w:pPr>
+      <w:r>
+        <w:rPr>
+          <w:rFonts w:ascii="Courier New" w:cs="Courier New" w:eastAsia="Courier New" w:hAnsi="Courier New"/>
+          <w:b w:val="false"/>
+          <w:bCs w:val="false"/>
+          <w:sz w:val="24"/>
+          <w:szCs w:val="24"/>
+        </w:rPr>
+        <w:t xml:space="preserve">健一（CONT'D）</w:t>
+      </w:r>
+    </w:p>
+    <w:p>
+      <w:pPr>
+        <w:spacing w:after="0" w:before="0" w:line="240"/>
+        <w:ind w:left="1440" w:right="2160"/>
+        <w:jc w:val="left"/>
+      </w:pPr>
+      <w:r>
+        <w:rPr>
+          <w:rFonts w:ascii="Courier New" w:cs="Courier New" w:eastAsia="Courier New" w:hAnsi="Courier New"/>
+          <w:b w:val="false"/>
+          <w:bCs w:val="false"/>
+          <w:sz w:val="24"/>
+          <w:szCs w:val="24"/>
+        </w:rPr>
+        <w:t xml:space="preserve">美月ちゃん、髪が伸びただけだった。</w:t>
+      </w:r>
+    </w:p>
+    <w:p>
+      <w:pPr>
+        <w:spacing w:after="0" w:before="200" w:line="240"/>
+        <w:ind w:left="3170" w:right="0"/>
+        <w:jc w:val="left"/>
+      </w:pPr>
+      <w:r>
+        <w:rPr>
+          <w:rFonts w:ascii="Courier New" w:cs="Courier New" w:eastAsia="Courier New" w:hAnsi="Courier New"/>
+          <w:b w:val="false"/>
+          <w:bCs w:val="false"/>
+          <w:sz w:val="24"/>
+          <w:szCs w:val="24"/>
+        </w:rPr>
+        <w:t xml:space="preserve">八尋</w:t>
+      </w:r>
+    </w:p>
+    <w:p>
+      <w:pPr>
+        <w:spacing w:after="0" w:before="0" w:line="240"/>
+        <w:ind w:left="1440" w:right="2160"/>
+        <w:jc w:val="left"/>
+      </w:pPr>
+      <w:r>
+        <w:rPr>
+          <w:rFonts w:ascii="Courier New" w:cs="Courier New" w:eastAsia="Courier New" w:hAnsi="Courier New"/>
+          <w:b w:val="false"/>
+          <w:bCs w:val="false"/>
+          <w:sz w:val="24"/>
+          <w:szCs w:val="24"/>
+        </w:rPr>
+        <w:t xml:space="preserve">美月ちゃんは、六週間だから。</w:t>
+      </w:r>
+    </w:p>
+    <w:p>
+      <w:pPr>
+        <w:spacing w:after="0" w:before="200" w:line="240"/>
+        <w:ind w:left="3170" w:right="0"/>
+        <w:jc w:val="left"/>
+      </w:pPr>
+      <w:r>
+        <w:rPr>
+          <w:rFonts w:ascii="Courier New" w:cs="Courier New" w:eastAsia="Courier New" w:hAnsi="Courier New"/>
+          <w:b w:val="false"/>
+          <w:bCs w:val="false"/>
+          <w:sz w:val="24"/>
+          <w:szCs w:val="24"/>
+        </w:rPr>
+        <w:t xml:space="preserve">健一</w:t>
+      </w:r>
+    </w:p>
+    <w:p>
+      <w:pPr>
+        <w:spacing w:after="0" w:before="0" w:line="240"/>
+        <w:ind w:left="1440" w:right="2160"/>
+        <w:jc w:val="left"/>
+      </w:pPr>
+      <w:r>
+        <w:rPr>
+          <w:rFonts w:ascii="Courier New" w:cs="Courier New" w:eastAsia="Courier New" w:hAnsi="Courier New"/>
+          <w:b w:val="false"/>
+          <w:bCs w:val="false"/>
+          <w:sz w:val="24"/>
+          <w:szCs w:val="24"/>
+        </w:rPr>
+        <w:t xml:space="preserve">ぼくは、六十二年。七歳と、六十二年で、六十九歳。</w:t>
+      </w:r>
+    </w:p>
+    <w:p>
+      <w:pPr>
+        <w:spacing w:after="0" w:before="200" w:line="240"/>
+        <w:ind w:left="3170" w:right="0"/>
+        <w:jc w:val="left"/>
+      </w:pPr>
+      <w:r>
+        <w:rPr>
+          <w:rFonts w:ascii="Courier New" w:cs="Courier New" w:eastAsia="Courier New" w:hAnsi="Courier New"/>
+          <w:b w:val="false"/>
+          <w:bCs w:val="false"/>
+          <w:sz w:val="24"/>
+          <w:szCs w:val="24"/>
+        </w:rPr>
+        <w:t xml:space="preserve">八尋</w:t>
+      </w:r>
+    </w:p>
+    <w:p>
+      <w:pPr>
+        <w:spacing w:after="0" w:before="0" w:line="240"/>
+        <w:ind w:left="1440" w:right="2160"/>
+        <w:jc w:val="left"/>
+      </w:pPr>
+      <w:r>
+        <w:rPr>
+          <w:rFonts w:ascii="Courier New" w:cs="Courier New" w:eastAsia="Courier New" w:hAnsi="Courier New"/>
+          <w:b w:val="false"/>
+          <w:bCs w:val="false"/>
+          <w:sz w:val="24"/>
+          <w:szCs w:val="24"/>
+        </w:rPr>
+        <w:t xml:space="preserve">……計算、上手になったのね。</w:t>
+      </w:r>
+    </w:p>
+    <w:p>
+      <w:pPr>
+        <w:spacing w:after="0" w:before="200" w:line="240"/>
+        <w:ind w:left="3170" w:right="0"/>
+        <w:jc w:val="left"/>
+      </w:pPr>
+      <w:r>
+        <w:rPr>
+          <w:rFonts w:ascii="Courier New" w:cs="Courier New" w:eastAsia="Courier New" w:hAnsi="Courier New"/>
+          <w:b w:val="false"/>
+          <w:bCs w:val="false"/>
+          <w:sz w:val="24"/>
+          <w:szCs w:val="24"/>
+        </w:rPr>
+        <w:t xml:space="preserve">健一</w:t>
+      </w:r>
+    </w:p>
+    <w:p>
+      <w:pPr>
+        <w:spacing w:after="0" w:before="0" w:line="240"/>
+        <w:ind w:left="1440" w:right="2160"/>
+        <w:jc w:val="left"/>
+      </w:pPr>
+      <w:r>
+        <w:rPr>
+          <w:rFonts w:ascii="Courier New" w:cs="Courier New" w:eastAsia="Courier New" w:hAnsi="Courier New"/>
+          <w:b w:val="false"/>
+          <w:bCs w:val="false"/>
+          <w:sz w:val="24"/>
+          <w:szCs w:val="24"/>
+        </w:rPr>
+        <w:t xml:space="preserve">蒼に教わった。</w:t>
+      </w:r>
+    </w:p>
+    <w:p>
+      <w:pPr>
+        <w:spacing w:after="120" w:before="0" w:line="240"/>
+        <w:ind w:left="0" w:right="0"/>
+        <w:jc w:val="left"/>
+      </w:pPr>
+      <w:r>
+        <w:rPr>
+          <w:rFonts w:ascii="Courier New" w:cs="Courier New" w:eastAsia="Courier New" w:hAnsi="Courier New"/>
+          <w:b w:val="false"/>
+          <w:bCs w:val="false"/>
+          <w:sz w:val="24"/>
+          <w:szCs w:val="24"/>
+        </w:rPr>
+        <w:t xml:space="preserve">八尋は、鏡越しに健一を見ている。</w:t>
+      </w:r>
+    </w:p>
+    <w:p>
+      <w:pPr>
+        <w:spacing w:after="0" w:before="200" w:line="240"/>
+        <w:ind w:left="3170" w:right="0"/>
+        <w:jc w:val="left"/>
+      </w:pPr>
+      <w:r>
+        <w:rPr>
+          <w:rFonts w:ascii="Courier New" w:cs="Courier New" w:eastAsia="Courier New" w:hAnsi="Courier New"/>
+          <w:b w:val="false"/>
+          <w:bCs w:val="false"/>
+          <w:sz w:val="24"/>
+          <w:szCs w:val="24"/>
+        </w:rPr>
+        <w:t xml:space="preserve">健一（CONT'D）</w:t>
+      </w:r>
+    </w:p>
+    <w:p>
+      <w:pPr>
+        <w:spacing w:after="0" w:before="0" w:line="240"/>
+        <w:ind w:left="1440" w:right="2160"/>
+        <w:jc w:val="left"/>
+      </w:pPr>
+      <w:r>
+        <w:rPr>
+          <w:rFonts w:ascii="Courier New" w:cs="Courier New" w:eastAsia="Courier New" w:hAnsi="Courier New"/>
+          <w:b w:val="false"/>
+          <w:bCs w:val="false"/>
+          <w:sz w:val="24"/>
+          <w:szCs w:val="24"/>
+        </w:rPr>
+        <w:t xml:space="preserve">六十九歳は、死なないよ。</w:t>
+      </w:r>
+    </w:p>
+    <w:p>
+      <w:pPr>
+        <w:spacing w:after="120" w:before="0" w:line="240"/>
+        <w:ind w:left="0" w:right="0"/>
+        <w:jc w:val="left"/>
+      </w:pPr>
+      <w:r>
+        <w:rPr>
+          <w:rFonts w:ascii="Courier New" w:cs="Courier New" w:eastAsia="Courier New" w:hAnsi="Courier New"/>
+          <w:b w:val="false"/>
+          <w:bCs w:val="false"/>
+          <w:sz w:val="24"/>
+          <w:szCs w:val="24"/>
+        </w:rPr>
+        <w:t xml:space="preserve">長い沈黙。</w:t>
+      </w:r>
+    </w:p>
+    <w:p>
+      <w:pPr>
+        <w:spacing w:after="0" w:before="200" w:line="240"/>
+        <w:ind w:left="3170" w:right="0"/>
+        <w:jc w:val="left"/>
+      </w:pPr>
+      <w:r>
+        <w:rPr>
+          <w:rFonts w:ascii="Courier New" w:cs="Courier New" w:eastAsia="Courier New" w:hAnsi="Courier New"/>
+          <w:b w:val="false"/>
+          <w:bCs w:val="false"/>
+          <w:sz w:val="24"/>
+          <w:szCs w:val="24"/>
+        </w:rPr>
+        <w:t xml:space="preserve">八尋</w:t>
+      </w:r>
+    </w:p>
+    <w:p>
+      <w:pPr>
+        <w:spacing w:after="0" w:before="0" w:line="240"/>
+        <w:ind w:left="1440" w:right="2160"/>
+        <w:jc w:val="left"/>
+      </w:pPr>
+      <w:r>
+        <w:rPr>
+          <w:rFonts w:ascii="Courier New" w:cs="Courier New" w:eastAsia="Courier New" w:hAnsi="Courier New"/>
+          <w:b w:val="false"/>
+          <w:bCs w:val="false"/>
+          <w:sz w:val="24"/>
+          <w:szCs w:val="24"/>
+        </w:rPr>
+        <w:t xml:space="preserve">ええ。</w:t>
+      </w:r>
+    </w:p>
+    <w:p>
+      <w:pPr>
+        <w:spacing w:after="0" w:before="200" w:line="240"/>
+        <w:ind w:left="3170" w:right="0"/>
+        <w:jc w:val="left"/>
+      </w:pPr>
+      <w:r>
+        <w:rPr>
+          <w:rFonts w:ascii="Courier New" w:cs="Courier New" w:eastAsia="Courier New" w:hAnsi="Courier New"/>
+          <w:b w:val="false"/>
+          <w:bCs w:val="false"/>
+          <w:sz w:val="24"/>
+          <w:szCs w:val="24"/>
+        </w:rPr>
+        <w:t xml:space="preserve">健一</w:t>
+      </w:r>
+    </w:p>
+    <w:p>
+      <w:pPr>
+        <w:spacing w:after="0" w:before="0" w:line="240"/>
+        <w:ind w:left="1440" w:right="2160"/>
+        <w:jc w:val="left"/>
+      </w:pPr>
+      <w:r>
+        <w:rPr>
+          <w:rFonts w:ascii="Courier New" w:cs="Courier New" w:eastAsia="Courier New" w:hAnsi="Courier New"/>
+          <w:b w:val="false"/>
+          <w:bCs w:val="false"/>
+          <w:sz w:val="24"/>
+          <w:szCs w:val="24"/>
+        </w:rPr>
+        <w:t xml:space="preserve">うそだったの？</w:t>
+      </w:r>
+    </w:p>
+    <w:p>
+      <w:pPr>
+        <w:spacing w:after="0" w:before="200" w:line="240"/>
+        <w:ind w:left="3170" w:right="0"/>
+        <w:jc w:val="left"/>
+      </w:pPr>
+      <w:r>
+        <w:rPr>
+          <w:rFonts w:ascii="Courier New" w:cs="Courier New" w:eastAsia="Courier New" w:hAnsi="Courier New"/>
+          <w:b w:val="false"/>
+          <w:bCs w:val="false"/>
+          <w:sz w:val="24"/>
+          <w:szCs w:val="24"/>
+        </w:rPr>
+        <w:t xml:space="preserve">八尋</w:t>
+      </w:r>
+    </w:p>
+    <w:p>
+      <w:pPr>
+        <w:spacing w:after="0" w:before="0" w:line="240"/>
+        <w:ind w:left="1440" w:right="2160"/>
+        <w:jc w:val="left"/>
+      </w:pPr>
+      <w:r>
+        <w:rPr>
+          <w:rFonts w:ascii="Courier New" w:cs="Courier New" w:eastAsia="Courier New" w:hAnsi="Courier New"/>
+          <w:b w:val="false"/>
+          <w:bCs w:val="false"/>
+          <w:sz w:val="24"/>
+          <w:szCs w:val="24"/>
+        </w:rPr>
+        <w:t xml:space="preserve">ええ。うそ。</w:t>
+      </w:r>
+    </w:p>
+    <w:p>
+      <w:pPr>
+        <w:spacing w:after="120" w:before="0" w:line="240"/>
+        <w:ind w:left="0" w:right="0"/>
+        <w:jc w:val="left"/>
+      </w:pPr>
+      <w:r>
+        <w:rPr>
+          <w:rFonts w:ascii="Courier New" w:cs="Courier New" w:eastAsia="Courier New" w:hAnsi="Courier New"/>
+          <w:b w:val="false"/>
+          <w:bCs w:val="false"/>
+          <w:sz w:val="24"/>
+          <w:szCs w:val="24"/>
+        </w:rPr>
+        <w:t xml:space="preserve">健一の顔が、ゆがむ。</w:t>
+      </w:r>
+    </w:p>
+    <w:p>
+      <w:pPr>
+        <w:spacing w:after="0" w:before="200" w:line="240"/>
+        <w:ind w:left="3170" w:right="0"/>
+        <w:jc w:val="left"/>
+      </w:pPr>
+      <w:r>
+        <w:rPr>
+          <w:rFonts w:ascii="Courier New" w:cs="Courier New" w:eastAsia="Courier New" w:hAnsi="Courier New"/>
+          <w:b w:val="false"/>
+          <w:bCs w:val="false"/>
+          <w:sz w:val="24"/>
+          <w:szCs w:val="24"/>
+        </w:rPr>
+        <w:t xml:space="preserve">健一</w:t>
+      </w:r>
+    </w:p>
+    <w:p>
+      <w:pPr>
+        <w:spacing w:after="0" w:before="0" w:line="240"/>
+        <w:ind w:left="1440" w:right="2160"/>
+        <w:jc w:val="left"/>
+      </w:pPr>
+      <w:r>
+        <w:rPr>
+          <w:rFonts w:ascii="Courier New" w:cs="Courier New" w:eastAsia="Courier New" w:hAnsi="Courier New"/>
+          <w:b w:val="false"/>
+          <w:bCs w:val="false"/>
+          <w:sz w:val="24"/>
+          <w:szCs w:val="24"/>
+        </w:rPr>
+        <w:t xml:space="preserve">なんで。</w:t>
+      </w:r>
+    </w:p>
+    <w:p>
+      <w:pPr>
+        <w:spacing w:after="120" w:before="0" w:line="240"/>
+        <w:ind w:left="0" w:right="0"/>
+        <w:jc w:val="left"/>
+      </w:pPr>
+      <w:r>
+        <w:rPr>
+          <w:rFonts w:ascii="Courier New" w:cs="Courier New" w:eastAsia="Courier New" w:hAnsi="Courier New"/>
+          <w:b w:val="false"/>
+          <w:bCs w:val="false"/>
+          <w:sz w:val="24"/>
+          <w:szCs w:val="24"/>
+        </w:rPr>
+        <w:t xml:space="preserve">八尋は、振り返る。健一の前にしゃがむ。</w:t>
+      </w:r>
+    </w:p>
+    <w:p>
+      <w:pPr>
+        <w:spacing w:after="0" w:before="200" w:line="240"/>
+        <w:ind w:left="3170" w:right="0"/>
+        <w:jc w:val="left"/>
+      </w:pPr>
+      <w:r>
+        <w:rPr>
+          <w:rFonts w:ascii="Courier New" w:cs="Courier New" w:eastAsia="Courier New" w:hAnsi="Courier New"/>
+          <w:b w:val="false"/>
+          <w:bCs w:val="false"/>
+          <w:sz w:val="24"/>
+          <w:szCs w:val="24"/>
+        </w:rPr>
+        <w:t xml:space="preserve">八尋</w:t>
+      </w:r>
+    </w:p>
+    <w:p>
+      <w:pPr>
+        <w:spacing w:after="0" w:before="0" w:line="240"/>
+        <w:ind w:left="1440" w:right="2160"/>
+        <w:jc w:val="left"/>
+      </w:pPr>
+      <w:r>
+        <w:rPr>
+          <w:rFonts w:ascii="Courier New" w:cs="Courier New" w:eastAsia="Courier New" w:hAnsi="Courier New"/>
+          <w:b w:val="false"/>
+          <w:bCs w:val="false"/>
+          <w:sz w:val="24"/>
+          <w:szCs w:val="24"/>
+        </w:rPr>
+        <w:t xml:space="preserve">あなたが、いなくなるのが、こわかったの。</w:t>
+      </w:r>
+    </w:p>
+    <w:p>
+      <w:pPr>
+        <w:spacing w:after="0" w:before="200" w:line="240"/>
+        <w:ind w:left="3170" w:right="0"/>
+        <w:jc w:val="left"/>
+      </w:pPr>
+      <w:r>
+        <w:rPr>
+          <w:rFonts w:ascii="Courier New" w:cs="Courier New" w:eastAsia="Courier New" w:hAnsi="Courier New"/>
+          <w:b w:val="false"/>
+          <w:bCs w:val="false"/>
+          <w:sz w:val="24"/>
+          <w:szCs w:val="24"/>
+        </w:rPr>
+        <w:t xml:space="preserve">健一</w:t>
+      </w:r>
+    </w:p>
+    <w:p>
+      <w:pPr>
+        <w:spacing w:after="0" w:before="0" w:line="240"/>
+        <w:ind w:left="1440" w:right="2160"/>
+        <w:jc w:val="left"/>
+      </w:pPr>
+      <w:r>
+        <w:rPr>
+          <w:rFonts w:ascii="Courier New" w:cs="Courier New" w:eastAsia="Courier New" w:hAnsi="Courier New"/>
+          <w:b w:val="false"/>
+          <w:bCs w:val="false"/>
+          <w:sz w:val="24"/>
+          <w:szCs w:val="24"/>
+        </w:rPr>
+        <w:t xml:space="preserve">ぼくがいなくなったら、ママ、ひとり？</w:t>
+      </w:r>
+    </w:p>
+    <w:p>
+      <w:pPr>
+        <w:spacing w:after="0" w:before="200" w:line="240"/>
+        <w:ind w:left="3170" w:right="0"/>
+        <w:jc w:val="left"/>
+      </w:pPr>
+      <w:r>
+        <w:rPr>
+          <w:rFonts w:ascii="Courier New" w:cs="Courier New" w:eastAsia="Courier New" w:hAnsi="Courier New"/>
+          <w:b w:val="false"/>
+          <w:bCs w:val="false"/>
+          <w:sz w:val="24"/>
+          <w:szCs w:val="24"/>
+        </w:rPr>
+        <w:t xml:space="preserve">八尋</w:t>
+      </w:r>
+    </w:p>
+    <w:p>
+      <w:pPr>
+        <w:spacing w:after="0" w:before="0" w:line="240"/>
+        <w:ind w:left="1440" w:right="2160"/>
+        <w:jc w:val="left"/>
+      </w:pPr>
+      <w:r>
+        <w:rPr>
+          <w:rFonts w:ascii="Courier New" w:cs="Courier New" w:eastAsia="Courier New" w:hAnsi="Courier New"/>
+          <w:b w:val="false"/>
+          <w:bCs w:val="false"/>
+          <w:sz w:val="24"/>
+          <w:szCs w:val="24"/>
+        </w:rPr>
+        <w:t xml:space="preserve">ひとりじゃないわ。ほかの子もいる。でも、あなたは、一番長くいてくれた子だから。</w:t>
+      </w:r>
+    </w:p>
+    <w:p>
+      <w:pPr>
+        <w:spacing w:after="120" w:before="0" w:line="240"/>
+        <w:ind w:left="0" w:right="0"/>
+        <w:jc w:val="left"/>
+      </w:pPr>
+      <w:r>
+        <w:rPr>
+          <w:rFonts w:ascii="Courier New" w:cs="Courier New" w:eastAsia="Courier New" w:hAnsi="Courier New"/>
+          <w:b w:val="false"/>
+          <w:bCs w:val="false"/>
+          <w:sz w:val="24"/>
+          <w:szCs w:val="24"/>
+        </w:rPr>
+        <w:t xml:space="preserve">健一は、八尋の顔を見ている。</w:t>
+      </w:r>
+    </w:p>
+    <w:p>
+      <w:pPr>
+        <w:spacing w:after="0" w:before="200" w:line="240"/>
+        <w:ind w:left="3170" w:right="0"/>
+        <w:jc w:val="left"/>
+      </w:pPr>
+      <w:r>
+        <w:rPr>
+          <w:rFonts w:ascii="Courier New" w:cs="Courier New" w:eastAsia="Courier New" w:hAnsi="Courier New"/>
+          <w:b w:val="false"/>
+          <w:bCs w:val="false"/>
+          <w:sz w:val="24"/>
+          <w:szCs w:val="24"/>
+        </w:rPr>
+        <w:t xml:space="preserve">健一</w:t>
+      </w:r>
+    </w:p>
+    <w:p>
+      <w:pPr>
+        <w:spacing w:after="0" w:before="0" w:line="240"/>
+        <w:ind w:left="1440" w:right="2160"/>
+        <w:jc w:val="left"/>
+      </w:pPr>
+      <w:r>
+        <w:rPr>
+          <w:rFonts w:ascii="Courier New" w:cs="Courier New" w:eastAsia="Courier New" w:hAnsi="Courier New"/>
+          <w:b w:val="false"/>
+          <w:bCs w:val="false"/>
+          <w:sz w:val="24"/>
+          <w:szCs w:val="24"/>
+        </w:rPr>
+        <w:t xml:space="preserve">ぼくのパパも、ぼくがいなくなるの、こわかったかな。</w:t>
+      </w:r>
+    </w:p>
+    <w:p>
+      <w:pPr>
+        <w:spacing w:after="120" w:before="0" w:line="240"/>
+        <w:ind w:left="0" w:right="0"/>
+        <w:jc w:val="left"/>
+      </w:pPr>
+      <w:r>
+        <w:rPr>
+          <w:rFonts w:ascii="Courier New" w:cs="Courier New" w:eastAsia="Courier New" w:hAnsi="Courier New"/>
+          <w:b w:val="false"/>
+          <w:bCs w:val="false"/>
+          <w:sz w:val="24"/>
+          <w:szCs w:val="24"/>
+        </w:rPr>
+        <w:t xml:space="preserve">八尋は、答えられない。</w:t>
+      </w:r>
+    </w:p>
+    <w:p>
+      <w:pPr>
+        <w:spacing w:after="0" w:before="200" w:line="240"/>
+        <w:ind w:left="3170" w:right="0"/>
+        <w:jc w:val="left"/>
+      </w:pPr>
+      <w:r>
+        <w:rPr>
+          <w:rFonts w:ascii="Courier New" w:cs="Courier New" w:eastAsia="Courier New" w:hAnsi="Courier New"/>
+          <w:b w:val="false"/>
+          <w:bCs w:val="false"/>
+          <w:sz w:val="24"/>
+          <w:szCs w:val="24"/>
+        </w:rPr>
+        <w:t xml:space="preserve">健一（CONT'D）</w:t>
+      </w:r>
+    </w:p>
+    <w:p>
+      <w:pPr>
+        <w:spacing w:after="0" w:before="0" w:line="240"/>
+        <w:ind w:left="1440" w:right="2160"/>
+        <w:jc w:val="left"/>
+      </w:pPr>
+      <w:r>
+        <w:rPr>
+          <w:rFonts w:ascii="Courier New" w:cs="Courier New" w:eastAsia="Courier New" w:hAnsi="Courier New"/>
+          <w:b w:val="false"/>
+          <w:bCs w:val="false"/>
+          <w:sz w:val="24"/>
+          <w:szCs w:val="24"/>
+        </w:rPr>
+        <w:t xml:space="preserve">こわかったら、屋上、来たよね。</w:t>
+      </w:r>
+    </w:p>
+    <w:p>
+      <w:pPr>
+        <w:spacing w:after="120" w:before="0" w:line="240"/>
+        <w:ind w:left="0" w:right="0"/>
+        <w:jc w:val="left"/>
+      </w:pPr>
+      <w:r>
+        <w:rPr>
+          <w:rFonts w:ascii="Courier New" w:cs="Courier New" w:eastAsia="Courier New" w:hAnsi="Courier New"/>
+          <w:b w:val="false"/>
+          <w:bCs w:val="false"/>
+          <w:sz w:val="24"/>
+          <w:szCs w:val="24"/>
+        </w:rPr>
+        <w:t xml:space="preserve">健一は、背を向けて、部屋を出ていく。</w:t>
+      </w:r>
+    </w:p>
+    <w:p>
+      <w:pPr>
+        <w:spacing w:after="120" w:before="0" w:line="240"/>
+        <w:ind w:left="0" w:right="0"/>
+        <w:jc w:val="left"/>
+      </w:pPr>
+      <w:r>
+        <w:rPr>
+          <w:rFonts w:ascii="Courier New" w:cs="Courier New" w:eastAsia="Courier New" w:hAnsi="Courier New"/>
+          <w:b w:val="false"/>
+          <w:bCs w:val="false"/>
+          <w:sz w:val="24"/>
+          <w:szCs w:val="24"/>
+        </w:rPr>
+        <w:t xml:space="preserve">八尋は、しゃがんだまま、閉まった扉を見ている。</w:t>
+      </w:r>
+    </w:p>
+    <w:p>
       <w:r>
         <w:br w:type="page"/>
       </w:r>
@@ -6441,6 +7784,196 @@
           <w:szCs w:val="24"/>
         </w:rPr>
         <w:t xml:space="preserve">配信のコメント欄が、凍りついたように止まる。</w:t>
+      </w:r>
+    </w:p>
+    <w:p>
+      <w:pPr>
+        <w:spacing w:after="0" w:before="200" w:line="240"/>
+        <w:ind w:left="0" w:right="0"/>
+        <w:jc w:val="left"/>
+      </w:pPr>
+      <w:r>
+        <w:rPr>
+          <w:rFonts w:ascii="Courier New" w:cs="Courier New" w:eastAsia="Courier New" w:hAnsi="Courier New"/>
+          <w:b w:val="false"/>
+          <w:bCs w:val="false"/>
+          <w:sz w:val="24"/>
+          <w:szCs w:val="24"/>
+        </w:rPr>
+        <w:t xml:space="preserve">INT. 千葉の古いアパート・一室 - 夜（同時刻）</w:t>
+      </w:r>
+    </w:p>
+    <w:p>
+      <w:pPr>
+        <w:spacing w:after="120" w:before="0" w:line="240"/>
+        <w:ind w:left="0" w:right="0"/>
+        <w:jc w:val="left"/>
+      </w:pPr>
+      <w:r>
+        <w:rPr>
+          <w:rFonts w:ascii="Courier New" w:cs="Courier New" w:eastAsia="Courier New" w:hAnsi="Courier New"/>
+          <w:b w:val="false"/>
+          <w:bCs w:val="false"/>
+          <w:sz w:val="24"/>
+          <w:szCs w:val="24"/>
+        </w:rPr>
+        <w:t xml:space="preserve">狭いワンルーム。畳の上に、小さな布団が二つ。一つに、三歳くらいの男の子が眠っている。</w:t>
+      </w:r>
+    </w:p>
+    <w:p>
+      <w:pPr>
+        <w:spacing w:after="120" w:before="0" w:line="240"/>
+        <w:ind w:left="0" w:right="0"/>
+        <w:jc w:val="left"/>
+      </w:pPr>
+      <w:r>
+        <w:rPr>
+          <w:rFonts w:ascii="Courier New" w:cs="Courier New" w:eastAsia="Courier New" w:hAnsi="Courier New"/>
+          <w:b w:val="false"/>
+          <w:bCs w:val="false"/>
+          <w:sz w:val="24"/>
+          <w:szCs w:val="24"/>
+        </w:rPr>
+        <w:t xml:space="preserve">ちゃぶ台の前に、若い女。</w:t>
+      </w:r>
+      <w:r>
+        <w:rPr>
+          <w:rFonts w:ascii="Courier New" w:cs="Courier New" w:eastAsia="Courier New" w:hAnsi="Courier New"/>
+          <w:b/>
+          <w:bCs/>
+          <w:sz w:val="24"/>
+          <w:szCs w:val="24"/>
+        </w:rPr>
+        <w:t xml:space="preserve">千尋</w:t>
+      </w:r>
+      <w:r>
+        <w:rPr>
+          <w:rFonts w:ascii="Courier New" w:cs="Courier New" w:eastAsia="Courier New" w:hAnsi="Courier New"/>
+          <w:b w:val="false"/>
+          <w:bCs w:val="false"/>
+          <w:sz w:val="24"/>
+          <w:szCs w:val="24"/>
+        </w:rPr>
+        <w:t xml:space="preserve">（24）。スマホの画面を見つめている。生配信の、止まった画面。</w:t>
+      </w:r>
+    </w:p>
+    <w:p>
+      <w:pPr>
+        <w:spacing w:after="120" w:before="0" w:line="240"/>
+        <w:ind w:left="0" w:right="0"/>
+        <w:jc w:val="left"/>
+      </w:pPr>
+      <w:r>
+        <w:rPr>
+          <w:rFonts w:ascii="Courier New" w:cs="Courier New" w:eastAsia="Courier New" w:hAnsi="Courier New"/>
+          <w:b w:val="false"/>
+          <w:bCs w:val="false"/>
+          <w:sz w:val="24"/>
+          <w:szCs w:val="24"/>
+        </w:rPr>
+        <w:t xml:space="preserve">蝋燭の光の中、紫の法衣が、階段を上っていく後ろ姿。</w:t>
+      </w:r>
+    </w:p>
+    <w:p>
+      <w:pPr>
+        <w:spacing w:after="120" w:before="0" w:line="240"/>
+        <w:ind w:left="0" w:right="0"/>
+        <w:jc w:val="left"/>
+      </w:pPr>
+      <w:r>
+        <w:rPr>
+          <w:rFonts w:ascii="Courier New" w:cs="Courier New" w:eastAsia="Courier New" w:hAnsi="Courier New"/>
+          <w:b w:val="false"/>
+          <w:bCs w:val="false"/>
+          <w:sz w:val="24"/>
+          <w:szCs w:val="24"/>
+        </w:rPr>
+        <w:t xml:space="preserve">千尋の指が、画面の法衣の上で、止まる。</w:t>
+      </w:r>
+    </w:p>
+    <w:p>
+      <w:pPr>
+        <w:spacing w:after="120" w:before="0" w:line="240"/>
+        <w:ind w:left="0" w:right="0"/>
+        <w:jc w:val="left"/>
+      </w:pPr>
+      <w:r>
+        <w:rPr>
+          <w:rFonts w:ascii="Courier New" w:cs="Courier New" w:eastAsia="Courier New" w:hAnsi="Courier New"/>
+          <w:b w:val="false"/>
+          <w:bCs w:val="false"/>
+          <w:sz w:val="24"/>
+          <w:szCs w:val="24"/>
+        </w:rPr>
+        <w:t xml:space="preserve">千尋は、布団の男の子を振り返る。</w:t>
+      </w:r>
+    </w:p>
+    <w:p>
+      <w:pPr>
+        <w:spacing w:after="120" w:before="0" w:line="240"/>
+        <w:ind w:left="0" w:right="0"/>
+        <w:jc w:val="left"/>
+      </w:pPr>
+      <w:r>
+        <w:rPr>
+          <w:rFonts w:ascii="Courier New" w:cs="Courier New" w:eastAsia="Courier New" w:hAnsi="Courier New"/>
+          <w:b w:val="false"/>
+          <w:bCs w:val="false"/>
+          <w:sz w:val="24"/>
+          <w:szCs w:val="24"/>
+        </w:rPr>
+        <w:t xml:space="preserve">男の子は、眠っている。</w:t>
+      </w:r>
+    </w:p>
+    <w:p>
+      <w:pPr>
+        <w:spacing w:after="120" w:before="0" w:line="240"/>
+        <w:ind w:left="0" w:right="0"/>
+        <w:jc w:val="left"/>
+      </w:pPr>
+      <w:r>
+        <w:rPr>
+          <w:rFonts w:ascii="Courier New" w:cs="Courier New" w:eastAsia="Courier New" w:hAnsi="Courier New"/>
+          <w:b w:val="false"/>
+          <w:bCs w:val="false"/>
+          <w:sz w:val="24"/>
+          <w:szCs w:val="24"/>
+        </w:rPr>
+        <w:t xml:space="preserve">千尋は、スマホを伏せる。</w:t>
+      </w:r>
+    </w:p>
+    <w:p>
+      <w:pPr>
+        <w:spacing w:after="120" w:before="0" w:line="240"/>
+        <w:ind w:left="0" w:right="0"/>
+        <w:jc w:val="left"/>
+      </w:pPr>
+      <w:r>
+        <w:rPr>
+          <w:rFonts w:ascii="Courier New" w:cs="Courier New" w:eastAsia="Courier New" w:hAnsi="Courier New"/>
+          <w:b w:val="false"/>
+          <w:bCs w:val="false"/>
+          <w:sz w:val="24"/>
+          <w:szCs w:val="24"/>
+        </w:rPr>
+        <w:t xml:space="preserve">長い息を、吐く。十年分の息を。</w:t>
+      </w:r>
+    </w:p>
+    <w:p>
+      <w:pPr>
+        <w:spacing w:after="120" w:before="0" w:line="240"/>
+        <w:ind w:left="0" w:right="0"/>
+        <w:jc w:val="left"/>
+      </w:pPr>
+      <w:r>
+        <w:rPr>
+          <w:rFonts w:ascii="Courier New" w:cs="Courier New" w:eastAsia="Courier New" w:hAnsi="Courier New"/>
+          <w:b w:val="false"/>
+          <w:bCs w:val="false"/>
+          <w:sz w:val="24"/>
+          <w:szCs w:val="24"/>
+        </w:rPr>
+        <w:t xml:space="preserve">それから、男の子の布団の横に、体を横たえる。男の子の背中に、そっと手を当てる。</w:t>
       </w:r>
     </w:p>
     <w:p>
